--- a/src/content/bios/Witteveen-HJ 2016.docx
+++ b/src/content/bios/Witteveen-HJ 2016.docx
@@ -1,6 +1,6 @@
 
 <file path=word/document.xml><?xml version="1.0" encoding="utf-8"?>
-<w:document xmlns:wpc="http://schemas.microsoft.com/office/word/2010/wordprocessingCanvas" xmlns:cx="http://schemas.microsoft.com/office/drawing/2014/chartex" xmlns:cx1="http://schemas.microsoft.com/office/drawing/2015/9/8/chartex" xmlns:cx2="http://schemas.microsoft.com/office/drawing/2015/10/21/chartex" xmlns:cx3="http://schemas.microsoft.com/office/drawing/2016/5/9/chartex" xmlns:cx4="http://schemas.microsoft.com/office/drawing/2016/5/10/chartex" xmlns:cx5="http://schemas.microsoft.com/office/drawing/2016/5/11/chartex" xmlns:cx6="http://schemas.microsoft.com/office/drawing/2016/5/12/chartex" xmlns:cx7="http://schemas.microsoft.com/office/drawing/2016/5/13/chartex" xmlns:cx8="http://schemas.microsoft.com/office/drawing/2016/5/14/chartex" xmlns:mc="http://schemas.openxmlformats.org/markup-compatibility/2006" xmlns:aink="http://schemas.microsoft.com/office/drawing/2016/ink" xmlns:am3d="http://schemas.microsoft.com/office/drawing/2017/model3d" xmlns:o="urn:schemas-microsoft-com:office:office" xmlns:oel="http://schemas.microsoft.com/office/2019/extlst" xmlns:r="http://schemas.openxmlformats.org/officeDocument/2006/relationships" xmlns:m="http://schemas.openxmlformats.org/officeDocument/2006/math" xmlns:v="urn:schemas-microsoft-com:vml" xmlns:wp14="http://schemas.microsoft.com/office/word/2010/wordprocessingDrawing" xmlns:wp="http://schemas.openxmlformats.org/drawingml/2006/wordprocessingDrawing" xmlns:w10="urn:schemas-microsoft-com:office:word" xmlns:w="http://schemas.openxmlformats.org/wordprocessingml/2006/main" xmlns:w14="http://schemas.microsoft.com/office/word/2010/wordml" xmlns:w15="http://schemas.microsoft.com/office/word/2012/wordml" xmlns:w16cex="http://schemas.microsoft.com/office/word/2018/wordml/cex" xmlns:w16cid="http://schemas.microsoft.com/office/word/2016/wordml/cid" xmlns:w16="http://schemas.microsoft.com/office/word/2018/wordml" xmlns:w16du="http://schemas.microsoft.com/office/word/2023/wordml/word16du" xmlns:w16sdtdh="http://schemas.microsoft.com/office/word/2020/wordml/sdtdatahash" xmlns:w16sdtfl="http://schemas.microsoft.com/office/word/2024/wordml/sdtformatlock" xmlns:w16se="http://schemas.microsoft.com/office/word/2015/wordml/symex" xmlns:wpg="http://schemas.microsoft.com/office/word/2010/wordprocessingGroup" xmlns:wpi="http://schemas.microsoft.com/office/word/2010/wordprocessingInk" xmlns:wne="http://schemas.microsoft.com/office/word/2006/wordml" xmlns:wps="http://schemas.microsoft.com/office/word/2010/wordprocessingShape" mc:Ignorable="w14 w15 w16se w16cid w16 w16cex w16sdtdh w16sdtfl w16du wp14">
+<w:document xmlns:wpc="http://schemas.microsoft.com/office/word/2010/wordprocessingCanvas" xmlns:cx="http://schemas.microsoft.com/office/drawing/2014/chartex" xmlns:cx1="http://schemas.microsoft.com/office/drawing/2015/9/8/chartex" xmlns:cx2="http://schemas.microsoft.com/office/drawing/2015/10/21/chartex" xmlns:cx3="http://schemas.microsoft.com/office/drawing/2016/5/9/chartex" xmlns:cx4="http://schemas.microsoft.com/office/drawing/2016/5/10/chartex" xmlns:cx5="http://schemas.microsoft.com/office/drawing/2016/5/11/chartex" xmlns:cx6="http://schemas.microsoft.com/office/drawing/2016/5/12/chartex" xmlns:cx7="http://schemas.microsoft.com/office/drawing/2016/5/13/chartex" xmlns:cx8="http://schemas.microsoft.com/office/drawing/2016/5/14/chartex" xmlns:mc="http://schemas.openxmlformats.org/markup-compatibility/2006" xmlns:m="http://schemas.openxmlformats.org/officeDocument/2006/math" xmlns:aink="http://schemas.microsoft.com/office/drawing/2016/ink" xmlns:am3d="http://schemas.microsoft.com/office/drawing/2017/model3d" xmlns:oel="http://schemas.microsoft.com/office/2019/extlst" xmlns:r="http://schemas.openxmlformats.org/officeDocument/2006/relationships" xmlns:wp14="http://schemas.microsoft.com/office/word/2010/wordprocessingDrawing" xmlns:wp="http://schemas.openxmlformats.org/drawingml/2006/wordprocessingDrawing" xmlns:wpg="http://schemas.microsoft.com/office/word/2010/wordprocessingGroup" xmlns:wpi="http://schemas.microsoft.com/office/word/2010/wordprocessingInk" xmlns:wps="http://schemas.microsoft.com/office/word/2010/wordprocessingShape" xmlns:o="urn:schemas-microsoft-com:office:office" xmlns:v="urn:schemas-microsoft-com:vml" xmlns:w10="urn:schemas-microsoft-com:office:word" xmlns:w="http://schemas.openxmlformats.org/wordprocessingml/2006/main" xmlns:w14="http://schemas.microsoft.com/office/word/2010/wordml" xmlns:w15="http://schemas.microsoft.com/office/word/2012/wordml" xmlns:w16cei="http://schemas.microsoft.com/office/word/2026/wordml/cei" xmlns:w16cex="http://schemas.microsoft.com/office/word/2018/wordml/cex" xmlns:w16cid="http://schemas.microsoft.com/office/word/2016/wordml/cid" xmlns:w16="http://schemas.microsoft.com/office/word/2018/wordml" xmlns:w16sdtdh="http://schemas.microsoft.com/office/word/2020/wordml/sdtdatahash" xmlns:w16sdtfl="http://schemas.microsoft.com/office/word/2024/wordml/sdtformatlock" xmlns:w16se="http://schemas.microsoft.com/office/word/2015/wordml/symex" xmlns:w16du="http://schemas.microsoft.com/office/word/2023/wordml/word16du" xmlns:wne="http://schemas.microsoft.com/office/word/2006/wordml" mc:Ignorable="w14 w15 w16se w16cid w16 w16cex w16sdtdh w16sdtfl w16du wp14">
   <w:body>
     <w:p>
       <w:pPr>
@@ -254,14 +254,14 @@
       </w:pPr>
       <w:r>
         <w:rPr>
+          <w:b/>
           <w:noProof/>
-          <w:lang w:val="en-US" w:eastAsia="nl-NL"/>
         </w:rPr>
         <w:drawing>
-          <wp:inline distT="0" distB="0" distL="0" distR="0" wp14:anchorId="53157EA5" wp14:editId="776242FB">
-            <wp:extent cx="2057400" cy="2584095"/>
+          <wp:inline distT="0" distB="0" distL="0" distR="0" wp14:anchorId="24CC781D" wp14:editId="0CBB21B7">
+            <wp:extent cx="2084518" cy="2709828"/>
             <wp:effectExtent l="0" t="0" r="0" b="0"/>
-            <wp:docPr id="2" name="Afbeelding 1"/>
+            <wp:docPr id="1632021932" name="Afbeelding 1"/>
             <wp:cNvGraphicFramePr>
               <a:graphicFrameLocks xmlns:a="http://schemas.openxmlformats.org/drawingml/2006/main" noChangeAspect="1"/>
             </wp:cNvGraphicFramePr>
@@ -269,33 +269,29 @@
               <a:graphicData uri="http://schemas.openxmlformats.org/drawingml/2006/picture">
                 <pic:pic xmlns:pic="http://schemas.openxmlformats.org/drawingml/2006/picture">
                   <pic:nvPicPr>
-                    <pic:cNvPr id="0" name="Picture 1"/>
-                    <pic:cNvPicPr>
-                      <a:picLocks noChangeAspect="1" noChangeArrowheads="1"/>
-                    </pic:cNvPicPr>
+                    <pic:cNvPr id="1632021932" name="Afbeelding 1632021932"/>
+                    <pic:cNvPicPr/>
                   </pic:nvPicPr>
                   <pic:blipFill>
-                    <a:blip r:embed="rId6"/>
-                    <a:srcRect/>
+                    <a:blip r:embed="rId6" cstate="print">
+                      <a:extLst>
+                        <a:ext uri="{28A0092B-C50C-407E-A947-70E740481C1C}">
+                          <a14:useLocalDpi xmlns:a14="http://schemas.microsoft.com/office/drawing/2010/main" val="0"/>
+                        </a:ext>
+                      </a:extLst>
+                    </a:blip>
                     <a:stretch>
                       <a:fillRect/>
                     </a:stretch>
                   </pic:blipFill>
-                  <pic:spPr bwMode="auto">
+                  <pic:spPr>
                     <a:xfrm>
                       <a:off x="0" y="0"/>
-                      <a:ext cx="2092164" cy="2627759"/>
+                      <a:ext cx="2107930" cy="2740263"/>
                     </a:xfrm>
                     <a:prstGeom prst="rect">
                       <a:avLst/>
                     </a:prstGeom>
-                    <a:noFill/>
-                    <a:ln w="9525">
-                      <a:noFill/>
-                      <a:miter lim="800000"/>
-                      <a:headEnd/>
-                      <a:tailEnd/>
-                    </a:ln>
                   </pic:spPr>
                 </pic:pic>
               </a:graphicData>
@@ -305,21 +301,43 @@
       </w:r>
     </w:p>
     <w:p>
-      <w:pPr>
-        <w:jc w:val="both"/>
-      </w:pPr>
       <w:r>
         <w:t xml:space="preserve">Source: </w:t>
       </w:r>
-      <w:hyperlink r:id="rId7" w:history="1">
-        <w:r>
-          <w:rPr>
-            <w:rStyle w:val="Hyperlink"/>
-            <w:u w:val="none"/>
-          </w:rPr>
-          <w:t>www.imf.org/external/np/exr/chron/mds.asp</w:t>
-        </w:r>
-      </w:hyperlink>
+      <w:r>
+        <w:rPr>
+          <w:rFonts w:cs="Times New Roman"/>
+        </w:rPr>
+        <w:t xml:space="preserve">Witteveen, 22 March 1984, </w:t>
+      </w:r>
+      <w:proofErr w:type="spellStart"/>
+      <w:r>
+        <w:rPr>
+          <w:rFonts w:cs="Times New Roman"/>
+        </w:rPr>
+        <w:t>Nationaal</w:t>
+      </w:r>
+      <w:proofErr w:type="spellEnd"/>
+      <w:r>
+        <w:rPr>
+          <w:rFonts w:cs="Times New Roman"/>
+        </w:rPr>
+        <w:t xml:space="preserve"> </w:t>
+      </w:r>
+      <w:proofErr w:type="spellStart"/>
+      <w:r>
+        <w:rPr>
+          <w:rFonts w:cs="Times New Roman"/>
+        </w:rPr>
+        <w:t>Archief</w:t>
+      </w:r>
+      <w:proofErr w:type="spellEnd"/>
+      <w:r>
+        <w:rPr>
+          <w:rFonts w:cs="Times New Roman"/>
+        </w:rPr>
+        <w:t>, The Hague, Netherlands, photographer Rob Bogaerts</w:t>
+      </w:r>
     </w:p>
     <w:p>
       <w:pPr>
@@ -876,7 +894,11 @@
         <w:t>this</w:t>
       </w:r>
       <w:r>
-        <w:t xml:space="preserve"> should</w:t>
+        <w:t xml:space="preserve"> </w:t>
+      </w:r>
+      <w:r>
+        <w:lastRenderedPageBreak/>
+        <w:t>should</w:t>
       </w:r>
       <w:r>
         <w:t xml:space="preserve"> contribut</w:t>
@@ -885,11 +907,7 @@
         <w:t>e</w:t>
       </w:r>
       <w:r>
-        <w:t xml:space="preserve"> to economic stability, hence without inflation and as little unemployment as </w:t>
-      </w:r>
-      <w:r>
-        <w:lastRenderedPageBreak/>
-        <w:t>possible</w:t>
+        <w:t xml:space="preserve"> to economic stability, hence without inflation and as little unemployment as possible</w:t>
       </w:r>
       <w:r>
         <w:t>, and to a healthy economy</w:t>
@@ -1686,7 +1704,11 @@
         <w:t xml:space="preserve">Witteveen </w:t>
       </w:r>
       <w:r>
-        <w:t>and his Italian colleague Emilio Colombo mediat</w:t>
+        <w:t xml:space="preserve">and his Italian colleague Emilio </w:t>
+      </w:r>
+      <w:r>
+        <w:lastRenderedPageBreak/>
+        <w:t>Colombo mediat</w:t>
       </w:r>
       <w:r>
         <w:t>ed</w:t>
@@ -1707,11 +1729,7 @@
         <w:t>ing</w:t>
       </w:r>
       <w:r>
-        <w:t xml:space="preserve"> </w:t>
-      </w:r>
-      <w:r>
-        <w:lastRenderedPageBreak/>
-        <w:t>cooperation between Henry Fowler</w:t>
+        <w:t xml:space="preserve"> cooperation between Henry Fowler</w:t>
       </w:r>
       <w:r>
         <w:t>, the US Secretary of the Treasury, and the European</w:t>
@@ -2637,6 +2655,7 @@
         <w:t xml:space="preserve">Witteveen </w:t>
       </w:r>
       <w:r>
+        <w:lastRenderedPageBreak/>
         <w:t xml:space="preserve">made the staff elaborate the plan in the IMF’s </w:t>
       </w:r>
       <w:r>
@@ -2646,11 +2665,7 @@
         <w:t>World Economic Outlook</w:t>
       </w:r>
       <w:r>
-        <w:t xml:space="preserve"> and began to use this </w:t>
-      </w:r>
-      <w:r>
-        <w:lastRenderedPageBreak/>
-        <w:t xml:space="preserve">yearly </w:t>
+        <w:t xml:space="preserve"> and began to use this yearly </w:t>
       </w:r>
       <w:r>
         <w:t xml:space="preserve">staff </w:t>
@@ -3409,11 +3424,11 @@
         <w:t>e set up an</w:t>
       </w:r>
       <w:r>
-        <w:t xml:space="preserve"> Interim Committee, composed of selected ministers of finance and central bank presidents from both developed and </w:t>
+        <w:t xml:space="preserve"> Interim Committee, </w:t>
       </w:r>
       <w:r>
         <w:lastRenderedPageBreak/>
-        <w:t xml:space="preserve">developing states, </w:t>
+        <w:t xml:space="preserve">composed of selected ministers of finance and central bank presidents from both developed and developing states, </w:t>
       </w:r>
       <w:r>
         <w:t xml:space="preserve">which </w:t>
@@ -3967,6 +3982,7 @@
         <w:rPr>
           <w:b/>
         </w:rPr>
+        <w:lastRenderedPageBreak/>
         <w:t>ARCHIVES</w:t>
       </w:r>
       <w:r>
@@ -4024,7 +4040,7 @@
       <w:r>
         <w:t xml:space="preserve">at </w:t>
       </w:r>
-      <w:hyperlink r:id="rId8" w:history="1">
+      <w:hyperlink r:id="rId7" w:history="1">
         <w:r>
           <w:rPr>
             <w:rStyle w:val="Hyperlink"/>
@@ -4057,7 +4073,6 @@
           <w:b/>
           <w:lang w:val="nl-NL"/>
         </w:rPr>
-        <w:lastRenderedPageBreak/>
         <w:t>PUBLICATIONS</w:t>
       </w:r>
       <w:r>
@@ -5183,6 +5198,7 @@
           <w:b/>
           <w:bCs/>
         </w:rPr>
+        <w:lastRenderedPageBreak/>
         <w:t>Bob Reinalda</w:t>
       </w:r>
     </w:p>
@@ -5225,7 +5241,6 @@
         <w:rPr>
           <w:bCs/>
         </w:rPr>
-        <w:lastRenderedPageBreak/>
         <w:t>April</w:t>
       </w:r>
       <w:r>
@@ -5297,7 +5312,7 @@
       <w:r>
         <w:t xml:space="preserve">Eisenberg, </w:t>
       </w:r>
-      <w:hyperlink r:id="rId9" w:history="1">
+      <w:hyperlink r:id="rId8" w:history="1">
         <w:r>
           <w:rPr>
             <w:rStyle w:val="Hyperlink"/>
@@ -5311,9 +5326,9 @@
       </w:r>
     </w:p>
     <w:sectPr>
-      <w:headerReference w:type="even" r:id="rId10"/>
-      <w:headerReference w:type="default" r:id="rId11"/>
-      <w:footerReference w:type="default" r:id="rId12"/>
+      <w:headerReference w:type="even" r:id="rId9"/>
+      <w:headerReference w:type="default" r:id="rId10"/>
+      <w:footerReference w:type="default" r:id="rId11"/>
       <w:pgSz w:w="11900" w:h="16840"/>
       <w:pgMar w:top="1418" w:right="1418" w:bottom="1418" w:left="1418" w:header="709" w:footer="709" w:gutter="0"/>
       <w:cols w:space="720"/>
@@ -5323,7 +5338,7 @@
 </file>
 
 <file path=word/endnotes.xml><?xml version="1.0" encoding="utf-8"?>
-<w:endnotes xmlns:wpc="http://schemas.microsoft.com/office/word/2010/wordprocessingCanvas" xmlns:cx="http://schemas.microsoft.com/office/drawing/2014/chartex" xmlns:cx1="http://schemas.microsoft.com/office/drawing/2015/9/8/chartex" xmlns:cx2="http://schemas.microsoft.com/office/drawing/2015/10/21/chartex" xmlns:cx3="http://schemas.microsoft.com/office/drawing/2016/5/9/chartex" xmlns:cx4="http://schemas.microsoft.com/office/drawing/2016/5/10/chartex" xmlns:cx5="http://schemas.microsoft.com/office/drawing/2016/5/11/chartex" xmlns:cx6="http://schemas.microsoft.com/office/drawing/2016/5/12/chartex" xmlns:cx7="http://schemas.microsoft.com/office/drawing/2016/5/13/chartex" xmlns:cx8="http://schemas.microsoft.com/office/drawing/2016/5/14/chartex" xmlns:mc="http://schemas.openxmlformats.org/markup-compatibility/2006" xmlns:aink="http://schemas.microsoft.com/office/drawing/2016/ink" xmlns:am3d="http://schemas.microsoft.com/office/drawing/2017/model3d" xmlns:o="urn:schemas-microsoft-com:office:office" xmlns:oel="http://schemas.microsoft.com/office/2019/extlst" xmlns:r="http://schemas.openxmlformats.org/officeDocument/2006/relationships" xmlns:m="http://schemas.openxmlformats.org/officeDocument/2006/math" xmlns:v="urn:schemas-microsoft-com:vml" xmlns:wp14="http://schemas.microsoft.com/office/word/2010/wordprocessingDrawing" xmlns:wp="http://schemas.openxmlformats.org/drawingml/2006/wordprocessingDrawing" xmlns:w10="urn:schemas-microsoft-com:office:word" xmlns:w="http://schemas.openxmlformats.org/wordprocessingml/2006/main" xmlns:w14="http://schemas.microsoft.com/office/word/2010/wordml" xmlns:w15="http://schemas.microsoft.com/office/word/2012/wordml" xmlns:w16cex="http://schemas.microsoft.com/office/word/2018/wordml/cex" xmlns:w16cid="http://schemas.microsoft.com/office/word/2016/wordml/cid" xmlns:w16="http://schemas.microsoft.com/office/word/2018/wordml" xmlns:w16du="http://schemas.microsoft.com/office/word/2023/wordml/word16du" xmlns:w16sdtdh="http://schemas.microsoft.com/office/word/2020/wordml/sdtdatahash" xmlns:w16sdtfl="http://schemas.microsoft.com/office/word/2024/wordml/sdtformatlock" xmlns:w16se="http://schemas.microsoft.com/office/word/2015/wordml/symex" xmlns:wpg="http://schemas.microsoft.com/office/word/2010/wordprocessingGroup" xmlns:wpi="http://schemas.microsoft.com/office/word/2010/wordprocessingInk" xmlns:wne="http://schemas.microsoft.com/office/word/2006/wordml" xmlns:wps="http://schemas.microsoft.com/office/word/2010/wordprocessingShape" mc:Ignorable="w14 w15 w16se w16cid w16 w16cex w16sdtdh w16sdtfl w16du wp14">
+<w:endnotes xmlns:wpc="http://schemas.microsoft.com/office/word/2010/wordprocessingCanvas" xmlns:cx="http://schemas.microsoft.com/office/drawing/2014/chartex" xmlns:cx1="http://schemas.microsoft.com/office/drawing/2015/9/8/chartex" xmlns:cx2="http://schemas.microsoft.com/office/drawing/2015/10/21/chartex" xmlns:cx3="http://schemas.microsoft.com/office/drawing/2016/5/9/chartex" xmlns:cx4="http://schemas.microsoft.com/office/drawing/2016/5/10/chartex" xmlns:cx5="http://schemas.microsoft.com/office/drawing/2016/5/11/chartex" xmlns:cx6="http://schemas.microsoft.com/office/drawing/2016/5/12/chartex" xmlns:cx7="http://schemas.microsoft.com/office/drawing/2016/5/13/chartex" xmlns:cx8="http://schemas.microsoft.com/office/drawing/2016/5/14/chartex" xmlns:mc="http://schemas.openxmlformats.org/markup-compatibility/2006" xmlns:m="http://schemas.openxmlformats.org/officeDocument/2006/math" xmlns:aink="http://schemas.microsoft.com/office/drawing/2016/ink" xmlns:am3d="http://schemas.microsoft.com/office/drawing/2017/model3d" xmlns:oel="http://schemas.microsoft.com/office/2019/extlst" xmlns:r="http://schemas.openxmlformats.org/officeDocument/2006/relationships" xmlns:wp14="http://schemas.microsoft.com/office/word/2010/wordprocessingDrawing" xmlns:wp="http://schemas.openxmlformats.org/drawingml/2006/wordprocessingDrawing" xmlns:wpg="http://schemas.microsoft.com/office/word/2010/wordprocessingGroup" xmlns:wpi="http://schemas.microsoft.com/office/word/2010/wordprocessingInk" xmlns:wps="http://schemas.microsoft.com/office/word/2010/wordprocessingShape" xmlns:o="urn:schemas-microsoft-com:office:office" xmlns:v="urn:schemas-microsoft-com:vml" xmlns:w10="urn:schemas-microsoft-com:office:word" xmlns:w="http://schemas.openxmlformats.org/wordprocessingml/2006/main" xmlns:w14="http://schemas.microsoft.com/office/word/2010/wordml" xmlns:w15="http://schemas.microsoft.com/office/word/2012/wordml" xmlns:w16cei="http://schemas.microsoft.com/office/word/2026/wordml/cei" xmlns:w16cex="http://schemas.microsoft.com/office/word/2018/wordml/cex" xmlns:w16cid="http://schemas.microsoft.com/office/word/2016/wordml/cid" xmlns:w16="http://schemas.microsoft.com/office/word/2018/wordml" xmlns:w16sdtdh="http://schemas.microsoft.com/office/word/2020/wordml/sdtdatahash" xmlns:w16sdtfl="http://schemas.microsoft.com/office/word/2024/wordml/sdtformatlock" xmlns:w16se="http://schemas.microsoft.com/office/word/2015/wordml/symex" xmlns:w16du="http://schemas.microsoft.com/office/word/2023/wordml/word16du" xmlns:wne="http://schemas.microsoft.com/office/word/2006/wordml" mc:Ignorable="w14 w15 w16se w16cid w16 w16cex w16sdtdh w16sdtfl w16du wp14">
   <w:endnote w:type="separator" w:id="-1">
     <w:p>
       <w:r>
@@ -5342,7 +5357,7 @@
 </file>
 
 <file path=word/footer1.xml><?xml version="1.0" encoding="utf-8"?>
-<w:ftr xmlns:wpc="http://schemas.microsoft.com/office/word/2010/wordprocessingCanvas" xmlns:cx="http://schemas.microsoft.com/office/drawing/2014/chartex" xmlns:cx1="http://schemas.microsoft.com/office/drawing/2015/9/8/chartex" xmlns:cx2="http://schemas.microsoft.com/office/drawing/2015/10/21/chartex" xmlns:cx3="http://schemas.microsoft.com/office/drawing/2016/5/9/chartex" xmlns:cx4="http://schemas.microsoft.com/office/drawing/2016/5/10/chartex" xmlns:cx5="http://schemas.microsoft.com/office/drawing/2016/5/11/chartex" xmlns:cx6="http://schemas.microsoft.com/office/drawing/2016/5/12/chartex" xmlns:cx7="http://schemas.microsoft.com/office/drawing/2016/5/13/chartex" xmlns:cx8="http://schemas.microsoft.com/office/drawing/2016/5/14/chartex" xmlns:mc="http://schemas.openxmlformats.org/markup-compatibility/2006" xmlns:aink="http://schemas.microsoft.com/office/drawing/2016/ink" xmlns:am3d="http://schemas.microsoft.com/office/drawing/2017/model3d" xmlns:o="urn:schemas-microsoft-com:office:office" xmlns:oel="http://schemas.microsoft.com/office/2019/extlst" xmlns:r="http://schemas.openxmlformats.org/officeDocument/2006/relationships" xmlns:m="http://schemas.openxmlformats.org/officeDocument/2006/math" xmlns:v="urn:schemas-microsoft-com:vml" xmlns:wp14="http://schemas.microsoft.com/office/word/2010/wordprocessingDrawing" xmlns:wp="http://schemas.openxmlformats.org/drawingml/2006/wordprocessingDrawing" xmlns:w10="urn:schemas-microsoft-com:office:word" xmlns:w="http://schemas.openxmlformats.org/wordprocessingml/2006/main" xmlns:w14="http://schemas.microsoft.com/office/word/2010/wordml" xmlns:w15="http://schemas.microsoft.com/office/word/2012/wordml" xmlns:w16cex="http://schemas.microsoft.com/office/word/2018/wordml/cex" xmlns:w16cid="http://schemas.microsoft.com/office/word/2016/wordml/cid" xmlns:w16="http://schemas.microsoft.com/office/word/2018/wordml" xmlns:w16du="http://schemas.microsoft.com/office/word/2023/wordml/word16du" xmlns:w16sdtdh="http://schemas.microsoft.com/office/word/2020/wordml/sdtdatahash" xmlns:w16sdtfl="http://schemas.microsoft.com/office/word/2024/wordml/sdtformatlock" xmlns:w16se="http://schemas.microsoft.com/office/word/2015/wordml/symex" xmlns:wpg="http://schemas.microsoft.com/office/word/2010/wordprocessingGroup" xmlns:wpi="http://schemas.microsoft.com/office/word/2010/wordprocessingInk" xmlns:wne="http://schemas.microsoft.com/office/word/2006/wordml" xmlns:wps="http://schemas.microsoft.com/office/word/2010/wordprocessingShape" mc:Ignorable="w14 w15 w16se w16cid w16 w16cex w16sdtdh w16sdtfl w16du wp14">
+<w:ftr xmlns:wpc="http://schemas.microsoft.com/office/word/2010/wordprocessingCanvas" xmlns:cx="http://schemas.microsoft.com/office/drawing/2014/chartex" xmlns:cx1="http://schemas.microsoft.com/office/drawing/2015/9/8/chartex" xmlns:cx2="http://schemas.microsoft.com/office/drawing/2015/10/21/chartex" xmlns:cx3="http://schemas.microsoft.com/office/drawing/2016/5/9/chartex" xmlns:cx4="http://schemas.microsoft.com/office/drawing/2016/5/10/chartex" xmlns:cx5="http://schemas.microsoft.com/office/drawing/2016/5/11/chartex" xmlns:cx6="http://schemas.microsoft.com/office/drawing/2016/5/12/chartex" xmlns:cx7="http://schemas.microsoft.com/office/drawing/2016/5/13/chartex" xmlns:cx8="http://schemas.microsoft.com/office/drawing/2016/5/14/chartex" xmlns:mc="http://schemas.openxmlformats.org/markup-compatibility/2006" xmlns:m="http://schemas.openxmlformats.org/officeDocument/2006/math" xmlns:aink="http://schemas.microsoft.com/office/drawing/2016/ink" xmlns:am3d="http://schemas.microsoft.com/office/drawing/2017/model3d" xmlns:oel="http://schemas.microsoft.com/office/2019/extlst" xmlns:r="http://schemas.openxmlformats.org/officeDocument/2006/relationships" xmlns:wp14="http://schemas.microsoft.com/office/word/2010/wordprocessingDrawing" xmlns:wp="http://schemas.openxmlformats.org/drawingml/2006/wordprocessingDrawing" xmlns:wpg="http://schemas.microsoft.com/office/word/2010/wordprocessingGroup" xmlns:wpi="http://schemas.microsoft.com/office/word/2010/wordprocessingInk" xmlns:wps="http://schemas.microsoft.com/office/word/2010/wordprocessingShape" xmlns:o="urn:schemas-microsoft-com:office:office" xmlns:v="urn:schemas-microsoft-com:vml" xmlns:w10="urn:schemas-microsoft-com:office:word" xmlns:w="http://schemas.openxmlformats.org/wordprocessingml/2006/main" xmlns:w14="http://schemas.microsoft.com/office/word/2010/wordml" xmlns:w15="http://schemas.microsoft.com/office/word/2012/wordml" xmlns:w16cei="http://schemas.microsoft.com/office/word/2026/wordml/cei" xmlns:w16cex="http://schemas.microsoft.com/office/word/2018/wordml/cex" xmlns:w16cid="http://schemas.microsoft.com/office/word/2016/wordml/cid" xmlns:w16="http://schemas.microsoft.com/office/word/2018/wordml" xmlns:w16sdtdh="http://schemas.microsoft.com/office/word/2020/wordml/sdtdatahash" xmlns:w16sdtfl="http://schemas.microsoft.com/office/word/2024/wordml/sdtformatlock" xmlns:w16se="http://schemas.microsoft.com/office/word/2015/wordml/symex" xmlns:w16du="http://schemas.microsoft.com/office/word/2023/wordml/word16du" xmlns:wne="http://schemas.microsoft.com/office/word/2006/wordml" mc:Ignorable="w14 w15 w16se w16cid w16 w16cex w16sdtdh w16sdtfl w16du wp14">
   <w:p>
     <w:pPr>
       <w:pStyle w:val="Voettekst"/>
@@ -5386,7 +5401,7 @@
 </file>
 
 <file path=word/footnotes.xml><?xml version="1.0" encoding="utf-8"?>
-<w:footnotes xmlns:wpc="http://schemas.microsoft.com/office/word/2010/wordprocessingCanvas" xmlns:cx="http://schemas.microsoft.com/office/drawing/2014/chartex" xmlns:cx1="http://schemas.microsoft.com/office/drawing/2015/9/8/chartex" xmlns:cx2="http://schemas.microsoft.com/office/drawing/2015/10/21/chartex" xmlns:cx3="http://schemas.microsoft.com/office/drawing/2016/5/9/chartex" xmlns:cx4="http://schemas.microsoft.com/office/drawing/2016/5/10/chartex" xmlns:cx5="http://schemas.microsoft.com/office/drawing/2016/5/11/chartex" xmlns:cx6="http://schemas.microsoft.com/office/drawing/2016/5/12/chartex" xmlns:cx7="http://schemas.microsoft.com/office/drawing/2016/5/13/chartex" xmlns:cx8="http://schemas.microsoft.com/office/drawing/2016/5/14/chartex" xmlns:mc="http://schemas.openxmlformats.org/markup-compatibility/2006" xmlns:aink="http://schemas.microsoft.com/office/drawing/2016/ink" xmlns:am3d="http://schemas.microsoft.com/office/drawing/2017/model3d" xmlns:o="urn:schemas-microsoft-com:office:office" xmlns:oel="http://schemas.microsoft.com/office/2019/extlst" xmlns:r="http://schemas.openxmlformats.org/officeDocument/2006/relationships" xmlns:m="http://schemas.openxmlformats.org/officeDocument/2006/math" xmlns:v="urn:schemas-microsoft-com:vml" xmlns:wp14="http://schemas.microsoft.com/office/word/2010/wordprocessingDrawing" xmlns:wp="http://schemas.openxmlformats.org/drawingml/2006/wordprocessingDrawing" xmlns:w10="urn:schemas-microsoft-com:office:word" xmlns:w="http://schemas.openxmlformats.org/wordprocessingml/2006/main" xmlns:w14="http://schemas.microsoft.com/office/word/2010/wordml" xmlns:w15="http://schemas.microsoft.com/office/word/2012/wordml" xmlns:w16cex="http://schemas.microsoft.com/office/word/2018/wordml/cex" xmlns:w16cid="http://schemas.microsoft.com/office/word/2016/wordml/cid" xmlns:w16="http://schemas.microsoft.com/office/word/2018/wordml" xmlns:w16du="http://schemas.microsoft.com/office/word/2023/wordml/word16du" xmlns:w16sdtdh="http://schemas.microsoft.com/office/word/2020/wordml/sdtdatahash" xmlns:w16sdtfl="http://schemas.microsoft.com/office/word/2024/wordml/sdtformatlock" xmlns:w16se="http://schemas.microsoft.com/office/word/2015/wordml/symex" xmlns:wpg="http://schemas.microsoft.com/office/word/2010/wordprocessingGroup" xmlns:wpi="http://schemas.microsoft.com/office/word/2010/wordprocessingInk" xmlns:wne="http://schemas.microsoft.com/office/word/2006/wordml" xmlns:wps="http://schemas.microsoft.com/office/word/2010/wordprocessingShape" mc:Ignorable="w14 w15 w16se w16cid w16 w16cex w16sdtdh w16sdtfl w16du wp14">
+<w:footnotes xmlns:wpc="http://schemas.microsoft.com/office/word/2010/wordprocessingCanvas" xmlns:cx="http://schemas.microsoft.com/office/drawing/2014/chartex" xmlns:cx1="http://schemas.microsoft.com/office/drawing/2015/9/8/chartex" xmlns:cx2="http://schemas.microsoft.com/office/drawing/2015/10/21/chartex" xmlns:cx3="http://schemas.microsoft.com/office/drawing/2016/5/9/chartex" xmlns:cx4="http://schemas.microsoft.com/office/drawing/2016/5/10/chartex" xmlns:cx5="http://schemas.microsoft.com/office/drawing/2016/5/11/chartex" xmlns:cx6="http://schemas.microsoft.com/office/drawing/2016/5/12/chartex" xmlns:cx7="http://schemas.microsoft.com/office/drawing/2016/5/13/chartex" xmlns:cx8="http://schemas.microsoft.com/office/drawing/2016/5/14/chartex" xmlns:mc="http://schemas.openxmlformats.org/markup-compatibility/2006" xmlns:m="http://schemas.openxmlformats.org/officeDocument/2006/math" xmlns:aink="http://schemas.microsoft.com/office/drawing/2016/ink" xmlns:am3d="http://schemas.microsoft.com/office/drawing/2017/model3d" xmlns:oel="http://schemas.microsoft.com/office/2019/extlst" xmlns:r="http://schemas.openxmlformats.org/officeDocument/2006/relationships" xmlns:wp14="http://schemas.microsoft.com/office/word/2010/wordprocessingDrawing" xmlns:wp="http://schemas.openxmlformats.org/drawingml/2006/wordprocessingDrawing" xmlns:wpg="http://schemas.microsoft.com/office/word/2010/wordprocessingGroup" xmlns:wpi="http://schemas.microsoft.com/office/word/2010/wordprocessingInk" xmlns:wps="http://schemas.microsoft.com/office/word/2010/wordprocessingShape" xmlns:o="urn:schemas-microsoft-com:office:office" xmlns:v="urn:schemas-microsoft-com:vml" xmlns:w10="urn:schemas-microsoft-com:office:word" xmlns:w="http://schemas.openxmlformats.org/wordprocessingml/2006/main" xmlns:w14="http://schemas.microsoft.com/office/word/2010/wordml" xmlns:w15="http://schemas.microsoft.com/office/word/2012/wordml" xmlns:w16cei="http://schemas.microsoft.com/office/word/2026/wordml/cei" xmlns:w16cex="http://schemas.microsoft.com/office/word/2018/wordml/cex" xmlns:w16cid="http://schemas.microsoft.com/office/word/2016/wordml/cid" xmlns:w16="http://schemas.microsoft.com/office/word/2018/wordml" xmlns:w16sdtdh="http://schemas.microsoft.com/office/word/2020/wordml/sdtdatahash" xmlns:w16sdtfl="http://schemas.microsoft.com/office/word/2024/wordml/sdtformatlock" xmlns:w16se="http://schemas.microsoft.com/office/word/2015/wordml/symex" xmlns:w16du="http://schemas.microsoft.com/office/word/2023/wordml/word16du" xmlns:wne="http://schemas.microsoft.com/office/word/2006/wordml" mc:Ignorable="w14 w15 w16se w16cid w16 w16cex w16sdtdh w16sdtfl w16du wp14">
   <w:footnote w:type="separator" w:id="-1">
     <w:p>
       <w:r>
@@ -5405,7 +5420,7 @@
 </file>
 
 <file path=word/header1.xml><?xml version="1.0" encoding="utf-8"?>
-<w:hdr xmlns:wpc="http://schemas.microsoft.com/office/word/2010/wordprocessingCanvas" xmlns:cx="http://schemas.microsoft.com/office/drawing/2014/chartex" xmlns:cx1="http://schemas.microsoft.com/office/drawing/2015/9/8/chartex" xmlns:cx2="http://schemas.microsoft.com/office/drawing/2015/10/21/chartex" xmlns:cx3="http://schemas.microsoft.com/office/drawing/2016/5/9/chartex" xmlns:cx4="http://schemas.microsoft.com/office/drawing/2016/5/10/chartex" xmlns:cx5="http://schemas.microsoft.com/office/drawing/2016/5/11/chartex" xmlns:cx6="http://schemas.microsoft.com/office/drawing/2016/5/12/chartex" xmlns:cx7="http://schemas.microsoft.com/office/drawing/2016/5/13/chartex" xmlns:cx8="http://schemas.microsoft.com/office/drawing/2016/5/14/chartex" xmlns:mc="http://schemas.openxmlformats.org/markup-compatibility/2006" xmlns:aink="http://schemas.microsoft.com/office/drawing/2016/ink" xmlns:am3d="http://schemas.microsoft.com/office/drawing/2017/model3d" xmlns:o="urn:schemas-microsoft-com:office:office" xmlns:oel="http://schemas.microsoft.com/office/2019/extlst" xmlns:r="http://schemas.openxmlformats.org/officeDocument/2006/relationships" xmlns:m="http://schemas.openxmlformats.org/officeDocument/2006/math" xmlns:v="urn:schemas-microsoft-com:vml" xmlns:wp14="http://schemas.microsoft.com/office/word/2010/wordprocessingDrawing" xmlns:wp="http://schemas.openxmlformats.org/drawingml/2006/wordprocessingDrawing" xmlns:w10="urn:schemas-microsoft-com:office:word" xmlns:w="http://schemas.openxmlformats.org/wordprocessingml/2006/main" xmlns:w14="http://schemas.microsoft.com/office/word/2010/wordml" xmlns:w15="http://schemas.microsoft.com/office/word/2012/wordml" xmlns:w16cex="http://schemas.microsoft.com/office/word/2018/wordml/cex" xmlns:w16cid="http://schemas.microsoft.com/office/word/2016/wordml/cid" xmlns:w16="http://schemas.microsoft.com/office/word/2018/wordml" xmlns:w16du="http://schemas.microsoft.com/office/word/2023/wordml/word16du" xmlns:w16sdtdh="http://schemas.microsoft.com/office/word/2020/wordml/sdtdatahash" xmlns:w16sdtfl="http://schemas.microsoft.com/office/word/2024/wordml/sdtformatlock" xmlns:w16se="http://schemas.microsoft.com/office/word/2015/wordml/symex" xmlns:wpg="http://schemas.microsoft.com/office/word/2010/wordprocessingGroup" xmlns:wpi="http://schemas.microsoft.com/office/word/2010/wordprocessingInk" xmlns:wne="http://schemas.microsoft.com/office/word/2006/wordml" xmlns:wps="http://schemas.microsoft.com/office/word/2010/wordprocessingShape" mc:Ignorable="w14 w15 w16se w16cid w16 w16cex w16sdtdh w16sdtfl w16du wp14">
+<w:hdr xmlns:wpc="http://schemas.microsoft.com/office/word/2010/wordprocessingCanvas" xmlns:cx="http://schemas.microsoft.com/office/drawing/2014/chartex" xmlns:cx1="http://schemas.microsoft.com/office/drawing/2015/9/8/chartex" xmlns:cx2="http://schemas.microsoft.com/office/drawing/2015/10/21/chartex" xmlns:cx3="http://schemas.microsoft.com/office/drawing/2016/5/9/chartex" xmlns:cx4="http://schemas.microsoft.com/office/drawing/2016/5/10/chartex" xmlns:cx5="http://schemas.microsoft.com/office/drawing/2016/5/11/chartex" xmlns:cx6="http://schemas.microsoft.com/office/drawing/2016/5/12/chartex" xmlns:cx7="http://schemas.microsoft.com/office/drawing/2016/5/13/chartex" xmlns:cx8="http://schemas.microsoft.com/office/drawing/2016/5/14/chartex" xmlns:mc="http://schemas.openxmlformats.org/markup-compatibility/2006" xmlns:m="http://schemas.openxmlformats.org/officeDocument/2006/math" xmlns:aink="http://schemas.microsoft.com/office/drawing/2016/ink" xmlns:am3d="http://schemas.microsoft.com/office/drawing/2017/model3d" xmlns:oel="http://schemas.microsoft.com/office/2019/extlst" xmlns:r="http://schemas.openxmlformats.org/officeDocument/2006/relationships" xmlns:wp14="http://schemas.microsoft.com/office/word/2010/wordprocessingDrawing" xmlns:wp="http://schemas.openxmlformats.org/drawingml/2006/wordprocessingDrawing" xmlns:wpg="http://schemas.microsoft.com/office/word/2010/wordprocessingGroup" xmlns:wpi="http://schemas.microsoft.com/office/word/2010/wordprocessingInk" xmlns:wps="http://schemas.microsoft.com/office/word/2010/wordprocessingShape" xmlns:o="urn:schemas-microsoft-com:office:office" xmlns:v="urn:schemas-microsoft-com:vml" xmlns:w10="urn:schemas-microsoft-com:office:word" xmlns:w="http://schemas.openxmlformats.org/wordprocessingml/2006/main" xmlns:w14="http://schemas.microsoft.com/office/word/2010/wordml" xmlns:w15="http://schemas.microsoft.com/office/word/2012/wordml" xmlns:w16cei="http://schemas.microsoft.com/office/word/2026/wordml/cei" xmlns:w16cex="http://schemas.microsoft.com/office/word/2018/wordml/cex" xmlns:w16cid="http://schemas.microsoft.com/office/word/2016/wordml/cid" xmlns:w16="http://schemas.microsoft.com/office/word/2018/wordml" xmlns:w16sdtdh="http://schemas.microsoft.com/office/word/2020/wordml/sdtdatahash" xmlns:w16sdtfl="http://schemas.microsoft.com/office/word/2024/wordml/sdtformatlock" xmlns:w16se="http://schemas.microsoft.com/office/word/2015/wordml/symex" xmlns:w16du="http://schemas.microsoft.com/office/word/2023/wordml/word16du" xmlns:wne="http://schemas.microsoft.com/office/word/2006/wordml" mc:Ignorable="w14 w15 w16se w16cid w16 w16cex w16sdtdh w16sdtfl w16du wp14">
   <w:p>
     <w:pPr>
       <w:pStyle w:val="Koptekst"/>
@@ -5442,7 +5457,7 @@
 </file>
 
 <file path=word/header2.xml><?xml version="1.0" encoding="utf-8"?>
-<w:hdr xmlns:wpc="http://schemas.microsoft.com/office/word/2010/wordprocessingCanvas" xmlns:cx="http://schemas.microsoft.com/office/drawing/2014/chartex" xmlns:cx1="http://schemas.microsoft.com/office/drawing/2015/9/8/chartex" xmlns:cx2="http://schemas.microsoft.com/office/drawing/2015/10/21/chartex" xmlns:cx3="http://schemas.microsoft.com/office/drawing/2016/5/9/chartex" xmlns:cx4="http://schemas.microsoft.com/office/drawing/2016/5/10/chartex" xmlns:cx5="http://schemas.microsoft.com/office/drawing/2016/5/11/chartex" xmlns:cx6="http://schemas.microsoft.com/office/drawing/2016/5/12/chartex" xmlns:cx7="http://schemas.microsoft.com/office/drawing/2016/5/13/chartex" xmlns:cx8="http://schemas.microsoft.com/office/drawing/2016/5/14/chartex" xmlns:mc="http://schemas.openxmlformats.org/markup-compatibility/2006" xmlns:aink="http://schemas.microsoft.com/office/drawing/2016/ink" xmlns:am3d="http://schemas.microsoft.com/office/drawing/2017/model3d" xmlns:o="urn:schemas-microsoft-com:office:office" xmlns:oel="http://schemas.microsoft.com/office/2019/extlst" xmlns:r="http://schemas.openxmlformats.org/officeDocument/2006/relationships" xmlns:m="http://schemas.openxmlformats.org/officeDocument/2006/math" xmlns:v="urn:schemas-microsoft-com:vml" xmlns:wp14="http://schemas.microsoft.com/office/word/2010/wordprocessingDrawing" xmlns:wp="http://schemas.openxmlformats.org/drawingml/2006/wordprocessingDrawing" xmlns:w10="urn:schemas-microsoft-com:office:word" xmlns:w="http://schemas.openxmlformats.org/wordprocessingml/2006/main" xmlns:w14="http://schemas.microsoft.com/office/word/2010/wordml" xmlns:w15="http://schemas.microsoft.com/office/word/2012/wordml" xmlns:w16cex="http://schemas.microsoft.com/office/word/2018/wordml/cex" xmlns:w16cid="http://schemas.microsoft.com/office/word/2016/wordml/cid" xmlns:w16="http://schemas.microsoft.com/office/word/2018/wordml" xmlns:w16du="http://schemas.microsoft.com/office/word/2023/wordml/word16du" xmlns:w16sdtdh="http://schemas.microsoft.com/office/word/2020/wordml/sdtdatahash" xmlns:w16sdtfl="http://schemas.microsoft.com/office/word/2024/wordml/sdtformatlock" xmlns:w16se="http://schemas.microsoft.com/office/word/2015/wordml/symex" xmlns:wpg="http://schemas.microsoft.com/office/word/2010/wordprocessingGroup" xmlns:wpi="http://schemas.microsoft.com/office/word/2010/wordprocessingInk" xmlns:wne="http://schemas.microsoft.com/office/word/2006/wordml" xmlns:wps="http://schemas.microsoft.com/office/word/2010/wordprocessingShape" mc:Ignorable="w14 w15 w16se w16cid w16 w16cex w16sdtdh w16sdtfl w16du wp14">
+<w:hdr xmlns:wpc="http://schemas.microsoft.com/office/word/2010/wordprocessingCanvas" xmlns:cx="http://schemas.microsoft.com/office/drawing/2014/chartex" xmlns:cx1="http://schemas.microsoft.com/office/drawing/2015/9/8/chartex" xmlns:cx2="http://schemas.microsoft.com/office/drawing/2015/10/21/chartex" xmlns:cx3="http://schemas.microsoft.com/office/drawing/2016/5/9/chartex" xmlns:cx4="http://schemas.microsoft.com/office/drawing/2016/5/10/chartex" xmlns:cx5="http://schemas.microsoft.com/office/drawing/2016/5/11/chartex" xmlns:cx6="http://schemas.microsoft.com/office/drawing/2016/5/12/chartex" xmlns:cx7="http://schemas.microsoft.com/office/drawing/2016/5/13/chartex" xmlns:cx8="http://schemas.microsoft.com/office/drawing/2016/5/14/chartex" xmlns:mc="http://schemas.openxmlformats.org/markup-compatibility/2006" xmlns:m="http://schemas.openxmlformats.org/officeDocument/2006/math" xmlns:aink="http://schemas.microsoft.com/office/drawing/2016/ink" xmlns:am3d="http://schemas.microsoft.com/office/drawing/2017/model3d" xmlns:oel="http://schemas.microsoft.com/office/2019/extlst" xmlns:r="http://schemas.openxmlformats.org/officeDocument/2006/relationships" xmlns:wp14="http://schemas.microsoft.com/office/word/2010/wordprocessingDrawing" xmlns:wp="http://schemas.openxmlformats.org/drawingml/2006/wordprocessingDrawing" xmlns:wpg="http://schemas.microsoft.com/office/word/2010/wordprocessingGroup" xmlns:wpi="http://schemas.microsoft.com/office/word/2010/wordprocessingInk" xmlns:wps="http://schemas.microsoft.com/office/word/2010/wordprocessingShape" xmlns:o="urn:schemas-microsoft-com:office:office" xmlns:v="urn:schemas-microsoft-com:vml" xmlns:w10="urn:schemas-microsoft-com:office:word" xmlns:w="http://schemas.openxmlformats.org/wordprocessingml/2006/main" xmlns:w14="http://schemas.microsoft.com/office/word/2010/wordml" xmlns:w15="http://schemas.microsoft.com/office/word/2012/wordml" xmlns:w16cei="http://schemas.microsoft.com/office/word/2026/wordml/cei" xmlns:w16cex="http://schemas.microsoft.com/office/word/2018/wordml/cex" xmlns:w16cid="http://schemas.microsoft.com/office/word/2016/wordml/cid" xmlns:w16="http://schemas.microsoft.com/office/word/2018/wordml" xmlns:w16sdtdh="http://schemas.microsoft.com/office/word/2020/wordml/sdtdatahash" xmlns:w16sdtfl="http://schemas.microsoft.com/office/word/2024/wordml/sdtformatlock" xmlns:w16se="http://schemas.microsoft.com/office/word/2015/wordml/symex" xmlns:w16du="http://schemas.microsoft.com/office/word/2023/wordml/word16du" xmlns:wne="http://schemas.microsoft.com/office/word/2006/wordml" mc:Ignorable="w14 w15 w16se w16cid w16 w16cex w16sdtdh w16sdtfl w16du wp14">
   <w:p>
     <w:pPr>
       <w:pStyle w:val="Koptekst"/>
@@ -5492,7 +5507,7 @@
 </file>
 
 <file path=word/styles.xml><?xml version="1.0" encoding="utf-8"?>
-<w:styles xmlns:mc="http://schemas.openxmlformats.org/markup-compatibility/2006" xmlns:r="http://schemas.openxmlformats.org/officeDocument/2006/relationships" xmlns:w="http://schemas.openxmlformats.org/wordprocessingml/2006/main" xmlns:w14="http://schemas.microsoft.com/office/word/2010/wordml" xmlns:w15="http://schemas.microsoft.com/office/word/2012/wordml" xmlns:w16cex="http://schemas.microsoft.com/office/word/2018/wordml/cex" xmlns:w16cid="http://schemas.microsoft.com/office/word/2016/wordml/cid" xmlns:w16="http://schemas.microsoft.com/office/word/2018/wordml" xmlns:w16du="http://schemas.microsoft.com/office/word/2023/wordml/word16du" xmlns:w16sdtdh="http://schemas.microsoft.com/office/word/2020/wordml/sdtdatahash" xmlns:w16sdtfl="http://schemas.microsoft.com/office/word/2024/wordml/sdtformatlock" xmlns:w16se="http://schemas.microsoft.com/office/word/2015/wordml/symex" mc:Ignorable="w14 w15 w16se w16cid w16 w16cex w16sdtdh w16sdtfl w16du">
+<w:styles xmlns:mc="http://schemas.openxmlformats.org/markup-compatibility/2006" xmlns:r="http://schemas.openxmlformats.org/officeDocument/2006/relationships" xmlns:w="http://schemas.openxmlformats.org/wordprocessingml/2006/main" xmlns:w14="http://schemas.microsoft.com/office/word/2010/wordml" xmlns:w15="http://schemas.microsoft.com/office/word/2012/wordml" xmlns:w16cex="http://schemas.microsoft.com/office/word/2018/wordml/cex" xmlns:w16cid="http://schemas.microsoft.com/office/word/2016/wordml/cid" xmlns:w16="http://schemas.microsoft.com/office/word/2018/wordml" xmlns:w16sdtdh="http://schemas.microsoft.com/office/word/2020/wordml/sdtdatahash" xmlns:w16sdtfl="http://schemas.microsoft.com/office/word/2024/wordml/sdtformatlock" xmlns:w16se="http://schemas.microsoft.com/office/word/2015/wordml/symex" xmlns:w16du="http://schemas.microsoft.com/office/word/2023/wordml/word16du" mc:Ignorable="w14 w15 w16se w16cid w16 w16cex w16sdtdh w16sdtfl w16du">
   <w:docDefaults>
     <w:rPrDefault>
       <w:rPr>
